--- a/SEM_5/CN/Lab 2/Lab 2.docx
+++ b/SEM_5/CN/Lab 2/Lab 2.docx
@@ -5,37 +5,19 @@
     <w:p>
       <w:pPr>
         <w:ind w:right="-46"/>
-        <w:rPr>
-          <w:b/>
-          <w:bCs/>
-          <w:u w:val="single"/>
+        <w:jc w:val="center"/>
+        <w:rPr>
           <w:lang w:val="en-US"/>
         </w:rPr>
       </w:pPr>
       <w:r>
         <w:rPr>
-          <w:b/>
-          <w:bCs/>
-          <w:u w:val="single"/>
-          <w:lang w:val="en-US"/>
-        </w:rPr>
-        <w:t>Observation: -</w:t>
-      </w:r>
-    </w:p>
-    <w:p>
-      <w:pPr>
-        <w:ind w:right="-46"/>
-        <w:rPr>
-          <w:lang w:val="en-US"/>
-        </w:rPr>
-      </w:pPr>
-      <w:r>
-        <w:rPr>
+          <w:noProof/>
           <w:lang w:val="en-US"/>
         </w:rPr>
         <w:drawing>
-          <wp:inline distT="0" distB="0" distL="0" distR="0" wp14:anchorId="6733EB11" wp14:editId="03411E6C">
-            <wp:extent cx="5421114" cy="2880000"/>
+          <wp:inline distT="0" distB="0" distL="0" distR="0" wp14:anchorId="6733EB11" wp14:editId="2784BB5A">
+            <wp:extent cx="5421114" cy="2879966"/>
             <wp:effectExtent l="0" t="0" r="8255" b="0"/>
             <wp:docPr id="80592345" name="Picture 1"/>
             <wp:cNvGraphicFramePr>
@@ -45,11 +27,17 @@
               <a:graphicData uri="http://schemas.openxmlformats.org/drawingml/2006/picture">
                 <pic:pic xmlns:pic="http://schemas.openxmlformats.org/drawingml/2006/picture">
                   <pic:nvPicPr>
-                    <pic:cNvPr id="80592345" name=""/>
+                    <pic:cNvPr id="80592345" name="Picture 1"/>
                     <pic:cNvPicPr/>
                   </pic:nvPicPr>
                   <pic:blipFill>
-                    <a:blip r:embed="rId4"/>
+                    <a:blip r:embed="rId4" cstate="print">
+                      <a:extLst>
+                        <a:ext uri="{28A0092B-C50C-407E-A947-70E740481C1C}">
+                          <a14:useLocalDpi xmlns:a14="http://schemas.microsoft.com/office/drawing/2010/main" val="0"/>
+                        </a:ext>
+                      </a:extLst>
+                    </a:blip>
                     <a:stretch>
                       <a:fillRect/>
                     </a:stretch>
@@ -57,7 +45,7 @@
                   <pic:spPr>
                     <a:xfrm>
                       <a:off x="0" y="0"/>
-                      <a:ext cx="5421114" cy="2880000"/>
+                      <a:ext cx="5421114" cy="2879966"/>
                     </a:xfrm>
                     <a:prstGeom prst="rect">
                       <a:avLst/>
@@ -73,6 +61,16 @@
     <w:p>
       <w:pPr>
         <w:ind w:right="-46"/>
+        <w:jc w:val="center"/>
+        <w:rPr>
+          <w:lang w:val="en-US"/>
+        </w:rPr>
+      </w:pPr>
+    </w:p>
+    <w:p>
+      <w:pPr>
+        <w:ind w:right="-46"/>
+        <w:jc w:val="center"/>
         <w:rPr>
           <w:lang w:val="en-US"/>
         </w:rPr>
@@ -82,8 +80,8 @@
           <w:noProof/>
         </w:rPr>
         <w:drawing>
-          <wp:inline distT="0" distB="0" distL="0" distR="0" wp14:anchorId="220BC4C9" wp14:editId="620F8D28">
-            <wp:extent cx="5421114" cy="2880000"/>
+          <wp:inline distT="0" distB="0" distL="0" distR="0" wp14:anchorId="220BC4C9" wp14:editId="07782734">
+            <wp:extent cx="5421114" cy="2879966"/>
             <wp:effectExtent l="0" t="0" r="8255" b="0"/>
             <wp:docPr id="1467376310" name="Picture 1"/>
             <wp:cNvGraphicFramePr>
@@ -93,11 +91,17 @@
               <a:graphicData uri="http://schemas.openxmlformats.org/drawingml/2006/picture">
                 <pic:pic xmlns:pic="http://schemas.openxmlformats.org/drawingml/2006/picture">
                   <pic:nvPicPr>
-                    <pic:cNvPr id="1467376310" name=""/>
+                    <pic:cNvPr id="1467376310" name="Picture 1"/>
                     <pic:cNvPicPr/>
                   </pic:nvPicPr>
                   <pic:blipFill>
-                    <a:blip r:embed="rId5"/>
+                    <a:blip r:embed="rId5" cstate="print">
+                      <a:extLst>
+                        <a:ext uri="{28A0092B-C50C-407E-A947-70E740481C1C}">
+                          <a14:useLocalDpi xmlns:a14="http://schemas.microsoft.com/office/drawing/2010/main" val="0"/>
+                        </a:ext>
+                      </a:extLst>
+                    </a:blip>
                     <a:stretch>
                       <a:fillRect/>
                     </a:stretch>
@@ -105,7 +109,7 @@
                   <pic:spPr>
                     <a:xfrm>
                       <a:off x="0" y="0"/>
-                      <a:ext cx="5421114" cy="2880000"/>
+                      <a:ext cx="5421114" cy="2879966"/>
                     </a:xfrm>
                     <a:prstGeom prst="rect">
                       <a:avLst/>
@@ -121,17 +125,28 @@
     <w:p>
       <w:pPr>
         <w:ind w:right="-46"/>
+        <w:jc w:val="center"/>
+        <w:rPr>
+          <w:lang w:val="en-US"/>
+        </w:rPr>
+      </w:pPr>
+    </w:p>
+    <w:p>
+      <w:pPr>
+        <w:ind w:right="-46"/>
+        <w:jc w:val="center"/>
         <w:rPr>
           <w:lang w:val="en-US"/>
         </w:rPr>
       </w:pPr>
       <w:r>
         <w:rPr>
+          <w:noProof/>
           <w:lang w:val="en-US"/>
         </w:rPr>
         <w:drawing>
-          <wp:inline distT="0" distB="0" distL="0" distR="0" wp14:anchorId="44AF66DC" wp14:editId="2369FBDD">
-            <wp:extent cx="5421114" cy="2880000"/>
+          <wp:inline distT="0" distB="0" distL="0" distR="0" wp14:anchorId="44AF66DC" wp14:editId="2682EAD8">
+            <wp:extent cx="5421114" cy="2879966"/>
             <wp:effectExtent l="0" t="0" r="8255" b="0"/>
             <wp:docPr id="832238258" name="Picture 1"/>
             <wp:cNvGraphicFramePr>
@@ -141,11 +156,17 @@
               <a:graphicData uri="http://schemas.openxmlformats.org/drawingml/2006/picture">
                 <pic:pic xmlns:pic="http://schemas.openxmlformats.org/drawingml/2006/picture">
                   <pic:nvPicPr>
-                    <pic:cNvPr id="832238258" name=""/>
+                    <pic:cNvPr id="832238258" name="Picture 1"/>
                     <pic:cNvPicPr/>
                   </pic:nvPicPr>
                   <pic:blipFill>
-                    <a:blip r:embed="rId6"/>
+                    <a:blip r:embed="rId6" cstate="print">
+                      <a:extLst>
+                        <a:ext uri="{28A0092B-C50C-407E-A947-70E740481C1C}">
+                          <a14:useLocalDpi xmlns:a14="http://schemas.microsoft.com/office/drawing/2010/main" val="0"/>
+                        </a:ext>
+                      </a:extLst>
+                    </a:blip>
                     <a:stretch>
                       <a:fillRect/>
                     </a:stretch>
@@ -153,7 +174,7 @@
                   <pic:spPr>
                     <a:xfrm>
                       <a:off x="0" y="0"/>
-                      <a:ext cx="5421114" cy="2880000"/>
+                      <a:ext cx="5421114" cy="2879966"/>
                     </a:xfrm>
                     <a:prstGeom prst="rect">
                       <a:avLst/>
@@ -165,6 +186,582 @@
           </wp:inline>
         </w:drawing>
       </w:r>
+    </w:p>
+    <w:p>
+      <w:pPr>
+        <w:ind w:right="-46"/>
+        <w:jc w:val="center"/>
+        <w:rPr>
+          <w:lang w:val="en-US"/>
+        </w:rPr>
+      </w:pPr>
+      <w:r>
+        <w:rPr>
+          <w:noProof/>
+          <w:lang w:val="en-US"/>
+        </w:rPr>
+        <w:lastRenderedPageBreak/>
+        <w:drawing>
+          <wp:inline distT="0" distB="0" distL="0" distR="0" wp14:anchorId="7B54CCC2" wp14:editId="1BA1BAAB">
+            <wp:extent cx="5421112" cy="2879966"/>
+            <wp:effectExtent l="0" t="0" r="8255" b="0"/>
+            <wp:docPr id="1383846240" name="Picture 1"/>
+            <wp:cNvGraphicFramePr>
+              <a:graphicFrameLocks xmlns:a="http://schemas.openxmlformats.org/drawingml/2006/main" noChangeAspect="1"/>
+            </wp:cNvGraphicFramePr>
+            <a:graphic xmlns:a="http://schemas.openxmlformats.org/drawingml/2006/main">
+              <a:graphicData uri="http://schemas.openxmlformats.org/drawingml/2006/picture">
+                <pic:pic xmlns:pic="http://schemas.openxmlformats.org/drawingml/2006/picture">
+                  <pic:nvPicPr>
+                    <pic:cNvPr id="1383846240" name="Picture 1"/>
+                    <pic:cNvPicPr/>
+                  </pic:nvPicPr>
+                  <pic:blipFill>
+                    <a:blip r:embed="rId7" cstate="print">
+                      <a:extLst>
+                        <a:ext uri="{28A0092B-C50C-407E-A947-70E740481C1C}">
+                          <a14:useLocalDpi xmlns:a14="http://schemas.microsoft.com/office/drawing/2010/main" val="0"/>
+                        </a:ext>
+                      </a:extLst>
+                    </a:blip>
+                    <a:stretch>
+                      <a:fillRect/>
+                    </a:stretch>
+                  </pic:blipFill>
+                  <pic:spPr>
+                    <a:xfrm>
+                      <a:off x="0" y="0"/>
+                      <a:ext cx="5421112" cy="2879966"/>
+                    </a:xfrm>
+                    <a:prstGeom prst="rect">
+                      <a:avLst/>
+                    </a:prstGeom>
+                  </pic:spPr>
+                </pic:pic>
+              </a:graphicData>
+            </a:graphic>
+          </wp:inline>
+        </w:drawing>
+      </w:r>
+    </w:p>
+    <w:p>
+      <w:pPr>
+        <w:ind w:right="-46"/>
+        <w:jc w:val="center"/>
+        <w:rPr>
+          <w:lang w:val="en-US"/>
+        </w:rPr>
+      </w:pPr>
+    </w:p>
+    <w:p>
+      <w:pPr>
+        <w:ind w:right="-46"/>
+        <w:jc w:val="center"/>
+        <w:rPr>
+          <w:lang w:val="en-US"/>
+        </w:rPr>
+      </w:pPr>
+      <w:r>
+        <w:rPr>
+          <w:noProof/>
+        </w:rPr>
+        <w:drawing>
+          <wp:inline distT="0" distB="0" distL="0" distR="0" wp14:anchorId="5BAAA233" wp14:editId="55B82A37">
+            <wp:extent cx="5421112" cy="2879966"/>
+            <wp:effectExtent l="0" t="0" r="8255" b="0"/>
+            <wp:docPr id="1125748095" name="Picture 1"/>
+            <wp:cNvGraphicFramePr>
+              <a:graphicFrameLocks xmlns:a="http://schemas.openxmlformats.org/drawingml/2006/main" noChangeAspect="1"/>
+            </wp:cNvGraphicFramePr>
+            <a:graphic xmlns:a="http://schemas.openxmlformats.org/drawingml/2006/main">
+              <a:graphicData uri="http://schemas.openxmlformats.org/drawingml/2006/picture">
+                <pic:pic xmlns:pic="http://schemas.openxmlformats.org/drawingml/2006/picture">
+                  <pic:nvPicPr>
+                    <pic:cNvPr id="1125748095" name="Picture 1"/>
+                    <pic:cNvPicPr/>
+                  </pic:nvPicPr>
+                  <pic:blipFill>
+                    <a:blip r:embed="rId8" cstate="print">
+                      <a:extLst>
+                        <a:ext uri="{28A0092B-C50C-407E-A947-70E740481C1C}">
+                          <a14:useLocalDpi xmlns:a14="http://schemas.microsoft.com/office/drawing/2010/main" val="0"/>
+                        </a:ext>
+                      </a:extLst>
+                    </a:blip>
+                    <a:stretch>
+                      <a:fillRect/>
+                    </a:stretch>
+                  </pic:blipFill>
+                  <pic:spPr>
+                    <a:xfrm>
+                      <a:off x="0" y="0"/>
+                      <a:ext cx="5421112" cy="2879966"/>
+                    </a:xfrm>
+                    <a:prstGeom prst="rect">
+                      <a:avLst/>
+                    </a:prstGeom>
+                  </pic:spPr>
+                </pic:pic>
+              </a:graphicData>
+            </a:graphic>
+          </wp:inline>
+        </w:drawing>
+      </w:r>
+    </w:p>
+    <w:p>
+      <w:pPr>
+        <w:ind w:right="-46"/>
+        <w:jc w:val="center"/>
+        <w:rPr>
+          <w:lang w:val="en-US"/>
+        </w:rPr>
+      </w:pPr>
+    </w:p>
+    <w:p>
+      <w:pPr>
+        <w:ind w:right="-46"/>
+        <w:jc w:val="center"/>
+        <w:rPr>
+          <w:lang w:val="en-US"/>
+        </w:rPr>
+      </w:pPr>
+      <w:r>
+        <w:rPr>
+          <w:noProof/>
+          <w:lang w:val="en-US"/>
+        </w:rPr>
+        <w:drawing>
+          <wp:inline distT="0" distB="0" distL="0" distR="0" wp14:anchorId="4DE7D368" wp14:editId="67918C17">
+            <wp:extent cx="5421112" cy="2879966"/>
+            <wp:effectExtent l="0" t="0" r="8255" b="0"/>
+            <wp:docPr id="1055552844" name="Picture 1"/>
+            <wp:cNvGraphicFramePr>
+              <a:graphicFrameLocks xmlns:a="http://schemas.openxmlformats.org/drawingml/2006/main" noChangeAspect="1"/>
+            </wp:cNvGraphicFramePr>
+            <a:graphic xmlns:a="http://schemas.openxmlformats.org/drawingml/2006/main">
+              <a:graphicData uri="http://schemas.openxmlformats.org/drawingml/2006/picture">
+                <pic:pic xmlns:pic="http://schemas.openxmlformats.org/drawingml/2006/picture">
+                  <pic:nvPicPr>
+                    <pic:cNvPr id="1055552844" name="Picture 1"/>
+                    <pic:cNvPicPr/>
+                  </pic:nvPicPr>
+                  <pic:blipFill>
+                    <a:blip r:embed="rId9" cstate="print">
+                      <a:extLst>
+                        <a:ext uri="{28A0092B-C50C-407E-A947-70E740481C1C}">
+                          <a14:useLocalDpi xmlns:a14="http://schemas.microsoft.com/office/drawing/2010/main" val="0"/>
+                        </a:ext>
+                      </a:extLst>
+                    </a:blip>
+                    <a:stretch>
+                      <a:fillRect/>
+                    </a:stretch>
+                  </pic:blipFill>
+                  <pic:spPr>
+                    <a:xfrm>
+                      <a:off x="0" y="0"/>
+                      <a:ext cx="5421112" cy="2879966"/>
+                    </a:xfrm>
+                    <a:prstGeom prst="rect">
+                      <a:avLst/>
+                    </a:prstGeom>
+                  </pic:spPr>
+                </pic:pic>
+              </a:graphicData>
+            </a:graphic>
+          </wp:inline>
+        </w:drawing>
+      </w:r>
+    </w:p>
+    <w:p>
+      <w:pPr>
+        <w:ind w:right="-46"/>
+        <w:jc w:val="center"/>
+        <w:rPr>
+          <w:lang w:val="en-US"/>
+        </w:rPr>
+      </w:pPr>
+      <w:r>
+        <w:rPr>
+          <w:noProof/>
+          <w:lang w:val="en-US"/>
+        </w:rPr>
+        <w:lastRenderedPageBreak/>
+        <w:drawing>
+          <wp:inline distT="0" distB="0" distL="0" distR="0" wp14:anchorId="16F4B9FD" wp14:editId="6167D635">
+            <wp:extent cx="5421112" cy="2879966"/>
+            <wp:effectExtent l="0" t="0" r="8255" b="0"/>
+            <wp:docPr id="813319709" name="Picture 1"/>
+            <wp:cNvGraphicFramePr>
+              <a:graphicFrameLocks xmlns:a="http://schemas.openxmlformats.org/drawingml/2006/main" noChangeAspect="1"/>
+            </wp:cNvGraphicFramePr>
+            <a:graphic xmlns:a="http://schemas.openxmlformats.org/drawingml/2006/main">
+              <a:graphicData uri="http://schemas.openxmlformats.org/drawingml/2006/picture">
+                <pic:pic xmlns:pic="http://schemas.openxmlformats.org/drawingml/2006/picture">
+                  <pic:nvPicPr>
+                    <pic:cNvPr id="813319709" name="Picture 1"/>
+                    <pic:cNvPicPr/>
+                  </pic:nvPicPr>
+                  <pic:blipFill>
+                    <a:blip r:embed="rId10" cstate="print">
+                      <a:extLst>
+                        <a:ext uri="{28A0092B-C50C-407E-A947-70E740481C1C}">
+                          <a14:useLocalDpi xmlns:a14="http://schemas.microsoft.com/office/drawing/2010/main" val="0"/>
+                        </a:ext>
+                      </a:extLst>
+                    </a:blip>
+                    <a:stretch>
+                      <a:fillRect/>
+                    </a:stretch>
+                  </pic:blipFill>
+                  <pic:spPr>
+                    <a:xfrm>
+                      <a:off x="0" y="0"/>
+                      <a:ext cx="5421112" cy="2879966"/>
+                    </a:xfrm>
+                    <a:prstGeom prst="rect">
+                      <a:avLst/>
+                    </a:prstGeom>
+                  </pic:spPr>
+                </pic:pic>
+              </a:graphicData>
+            </a:graphic>
+          </wp:inline>
+        </w:drawing>
+      </w:r>
+    </w:p>
+    <w:p>
+      <w:pPr>
+        <w:ind w:right="-46"/>
+        <w:jc w:val="center"/>
+        <w:rPr>
+          <w:lang w:val="en-US"/>
+        </w:rPr>
+      </w:pPr>
+    </w:p>
+    <w:p>
+      <w:pPr>
+        <w:ind w:right="-46"/>
+        <w:jc w:val="center"/>
+        <w:rPr>
+          <w:lang w:val="en-US"/>
+        </w:rPr>
+      </w:pPr>
+      <w:r>
+        <w:rPr>
+          <w:noProof/>
+        </w:rPr>
+        <w:drawing>
+          <wp:inline distT="0" distB="0" distL="0" distR="0" wp14:anchorId="3C866F1B" wp14:editId="7DCDF61E">
+            <wp:extent cx="5421112" cy="2879966"/>
+            <wp:effectExtent l="0" t="0" r="8255" b="0"/>
+            <wp:docPr id="1314091095" name="Picture 1"/>
+            <wp:cNvGraphicFramePr>
+              <a:graphicFrameLocks xmlns:a="http://schemas.openxmlformats.org/drawingml/2006/main" noChangeAspect="1"/>
+            </wp:cNvGraphicFramePr>
+            <a:graphic xmlns:a="http://schemas.openxmlformats.org/drawingml/2006/main">
+              <a:graphicData uri="http://schemas.openxmlformats.org/drawingml/2006/picture">
+                <pic:pic xmlns:pic="http://schemas.openxmlformats.org/drawingml/2006/picture">
+                  <pic:nvPicPr>
+                    <pic:cNvPr id="1314091095" name="Picture 1"/>
+                    <pic:cNvPicPr/>
+                  </pic:nvPicPr>
+                  <pic:blipFill>
+                    <a:blip r:embed="rId11" cstate="print">
+                      <a:extLst>
+                        <a:ext uri="{28A0092B-C50C-407E-A947-70E740481C1C}">
+                          <a14:useLocalDpi xmlns:a14="http://schemas.microsoft.com/office/drawing/2010/main" val="0"/>
+                        </a:ext>
+                      </a:extLst>
+                    </a:blip>
+                    <a:stretch>
+                      <a:fillRect/>
+                    </a:stretch>
+                  </pic:blipFill>
+                  <pic:spPr>
+                    <a:xfrm>
+                      <a:off x="0" y="0"/>
+                      <a:ext cx="5421112" cy="2879966"/>
+                    </a:xfrm>
+                    <a:prstGeom prst="rect">
+                      <a:avLst/>
+                    </a:prstGeom>
+                  </pic:spPr>
+                </pic:pic>
+              </a:graphicData>
+            </a:graphic>
+          </wp:inline>
+        </w:drawing>
+      </w:r>
+    </w:p>
+    <w:p>
+      <w:pPr>
+        <w:ind w:right="-46"/>
+        <w:jc w:val="center"/>
+        <w:rPr>
+          <w:lang w:val="en-US"/>
+        </w:rPr>
+      </w:pPr>
+    </w:p>
+    <w:p>
+      <w:pPr>
+        <w:ind w:right="-46"/>
+        <w:jc w:val="center"/>
+        <w:rPr>
+          <w:lang w:val="en-US"/>
+        </w:rPr>
+      </w:pPr>
+      <w:r>
+        <w:rPr>
+          <w:noProof/>
+          <w:lang w:val="en-US"/>
+        </w:rPr>
+        <w:drawing>
+          <wp:inline distT="0" distB="0" distL="0" distR="0" wp14:anchorId="0A8A55AD" wp14:editId="7AF756E8">
+            <wp:extent cx="5421112" cy="2879966"/>
+            <wp:effectExtent l="0" t="0" r="8255" b="0"/>
+            <wp:docPr id="1681754969" name="Picture 1"/>
+            <wp:cNvGraphicFramePr>
+              <a:graphicFrameLocks xmlns:a="http://schemas.openxmlformats.org/drawingml/2006/main" noChangeAspect="1"/>
+            </wp:cNvGraphicFramePr>
+            <a:graphic xmlns:a="http://schemas.openxmlformats.org/drawingml/2006/main">
+              <a:graphicData uri="http://schemas.openxmlformats.org/drawingml/2006/picture">
+                <pic:pic xmlns:pic="http://schemas.openxmlformats.org/drawingml/2006/picture">
+                  <pic:nvPicPr>
+                    <pic:cNvPr id="1681754969" name="Picture 1"/>
+                    <pic:cNvPicPr/>
+                  </pic:nvPicPr>
+                  <pic:blipFill>
+                    <a:blip r:embed="rId12" cstate="print">
+                      <a:extLst>
+                        <a:ext uri="{28A0092B-C50C-407E-A947-70E740481C1C}">
+                          <a14:useLocalDpi xmlns:a14="http://schemas.microsoft.com/office/drawing/2010/main" val="0"/>
+                        </a:ext>
+                      </a:extLst>
+                    </a:blip>
+                    <a:stretch>
+                      <a:fillRect/>
+                    </a:stretch>
+                  </pic:blipFill>
+                  <pic:spPr>
+                    <a:xfrm>
+                      <a:off x="0" y="0"/>
+                      <a:ext cx="5421112" cy="2879966"/>
+                    </a:xfrm>
+                    <a:prstGeom prst="rect">
+                      <a:avLst/>
+                    </a:prstGeom>
+                  </pic:spPr>
+                </pic:pic>
+              </a:graphicData>
+            </a:graphic>
+          </wp:inline>
+        </w:drawing>
+      </w:r>
+    </w:p>
+    <w:p>
+      <w:pPr>
+        <w:ind w:right="-46"/>
+        <w:jc w:val="center"/>
+        <w:rPr>
+          <w:lang w:val="en-US"/>
+        </w:rPr>
+      </w:pPr>
+      <w:r>
+        <w:rPr>
+          <w:noProof/>
+          <w:lang w:val="en-US"/>
+        </w:rPr>
+        <w:lastRenderedPageBreak/>
+        <w:drawing>
+          <wp:inline distT="0" distB="0" distL="0" distR="0" wp14:anchorId="06F436AE" wp14:editId="61E26D3A">
+            <wp:extent cx="5421112" cy="2879966"/>
+            <wp:effectExtent l="0" t="0" r="8255" b="0"/>
+            <wp:docPr id="1704187969" name="Picture 1"/>
+            <wp:cNvGraphicFramePr>
+              <a:graphicFrameLocks xmlns:a="http://schemas.openxmlformats.org/drawingml/2006/main" noChangeAspect="1"/>
+            </wp:cNvGraphicFramePr>
+            <a:graphic xmlns:a="http://schemas.openxmlformats.org/drawingml/2006/main">
+              <a:graphicData uri="http://schemas.openxmlformats.org/drawingml/2006/picture">
+                <pic:pic xmlns:pic="http://schemas.openxmlformats.org/drawingml/2006/picture">
+                  <pic:nvPicPr>
+                    <pic:cNvPr id="1383846240" name="Picture 1"/>
+                    <pic:cNvPicPr/>
+                  </pic:nvPicPr>
+                  <pic:blipFill>
+                    <a:blip r:embed="rId7" cstate="print">
+                      <a:extLst>
+                        <a:ext uri="{28A0092B-C50C-407E-A947-70E740481C1C}">
+                          <a14:useLocalDpi xmlns:a14="http://schemas.microsoft.com/office/drawing/2010/main" val="0"/>
+                        </a:ext>
+                      </a:extLst>
+                    </a:blip>
+                    <a:stretch>
+                      <a:fillRect/>
+                    </a:stretch>
+                  </pic:blipFill>
+                  <pic:spPr>
+                    <a:xfrm>
+                      <a:off x="0" y="0"/>
+                      <a:ext cx="5421112" cy="2879966"/>
+                    </a:xfrm>
+                    <a:prstGeom prst="rect">
+                      <a:avLst/>
+                    </a:prstGeom>
+                  </pic:spPr>
+                </pic:pic>
+              </a:graphicData>
+            </a:graphic>
+          </wp:inline>
+        </w:drawing>
+      </w:r>
+    </w:p>
+    <w:p>
+      <w:pPr>
+        <w:ind w:right="-46"/>
+        <w:jc w:val="center"/>
+        <w:rPr>
+          <w:lang w:val="en-US"/>
+        </w:rPr>
+      </w:pPr>
+    </w:p>
+    <w:p>
+      <w:pPr>
+        <w:ind w:right="-46"/>
+        <w:jc w:val="center"/>
+        <w:rPr>
+          <w:lang w:val="en-US"/>
+        </w:rPr>
+      </w:pPr>
+      <w:r>
+        <w:rPr>
+          <w:noProof/>
+        </w:rPr>
+        <w:drawing>
+          <wp:inline distT="0" distB="0" distL="0" distR="0" wp14:anchorId="468536DE" wp14:editId="4B0787F3">
+            <wp:extent cx="5421112" cy="2879966"/>
+            <wp:effectExtent l="0" t="0" r="8255" b="0"/>
+            <wp:docPr id="849127295" name="Picture 1"/>
+            <wp:cNvGraphicFramePr>
+              <a:graphicFrameLocks xmlns:a="http://schemas.openxmlformats.org/drawingml/2006/main" noChangeAspect="1"/>
+            </wp:cNvGraphicFramePr>
+            <a:graphic xmlns:a="http://schemas.openxmlformats.org/drawingml/2006/main">
+              <a:graphicData uri="http://schemas.openxmlformats.org/drawingml/2006/picture">
+                <pic:pic xmlns:pic="http://schemas.openxmlformats.org/drawingml/2006/picture">
+                  <pic:nvPicPr>
+                    <pic:cNvPr id="1125748095" name="Picture 1"/>
+                    <pic:cNvPicPr/>
+                  </pic:nvPicPr>
+                  <pic:blipFill>
+                    <a:blip r:embed="rId8" cstate="print">
+                      <a:extLst>
+                        <a:ext uri="{28A0092B-C50C-407E-A947-70E740481C1C}">
+                          <a14:useLocalDpi xmlns:a14="http://schemas.microsoft.com/office/drawing/2010/main" val="0"/>
+                        </a:ext>
+                      </a:extLst>
+                    </a:blip>
+                    <a:stretch>
+                      <a:fillRect/>
+                    </a:stretch>
+                  </pic:blipFill>
+                  <pic:spPr>
+                    <a:xfrm>
+                      <a:off x="0" y="0"/>
+                      <a:ext cx="5421112" cy="2879966"/>
+                    </a:xfrm>
+                    <a:prstGeom prst="rect">
+                      <a:avLst/>
+                    </a:prstGeom>
+                  </pic:spPr>
+                </pic:pic>
+              </a:graphicData>
+            </a:graphic>
+          </wp:inline>
+        </w:drawing>
+      </w:r>
+    </w:p>
+    <w:p>
+      <w:pPr>
+        <w:ind w:right="-46"/>
+        <w:jc w:val="center"/>
+        <w:rPr>
+          <w:lang w:val="en-US"/>
+        </w:rPr>
+      </w:pPr>
+    </w:p>
+    <w:p>
+      <w:pPr>
+        <w:ind w:right="-46"/>
+        <w:jc w:val="center"/>
+        <w:rPr>
+          <w:lang w:val="en-US"/>
+        </w:rPr>
+      </w:pPr>
+      <w:r>
+        <w:rPr>
+          <w:noProof/>
+          <w:lang w:val="en-US"/>
+        </w:rPr>
+        <w:drawing>
+          <wp:inline distT="0" distB="0" distL="0" distR="0" wp14:anchorId="534E6A27" wp14:editId="2FB843A3">
+            <wp:extent cx="5421112" cy="2879966"/>
+            <wp:effectExtent l="0" t="0" r="8255" b="0"/>
+            <wp:docPr id="825766668" name="Picture 1"/>
+            <wp:cNvGraphicFramePr>
+              <a:graphicFrameLocks xmlns:a="http://schemas.openxmlformats.org/drawingml/2006/main" noChangeAspect="1"/>
+            </wp:cNvGraphicFramePr>
+            <a:graphic xmlns:a="http://schemas.openxmlformats.org/drawingml/2006/main">
+              <a:graphicData uri="http://schemas.openxmlformats.org/drawingml/2006/picture">
+                <pic:pic xmlns:pic="http://schemas.openxmlformats.org/drawingml/2006/picture">
+                  <pic:nvPicPr>
+                    <pic:cNvPr id="1055552844" name="Picture 1"/>
+                    <pic:cNvPicPr/>
+                  </pic:nvPicPr>
+                  <pic:blipFill>
+                    <a:blip r:embed="rId9" cstate="print">
+                      <a:extLst>
+                        <a:ext uri="{28A0092B-C50C-407E-A947-70E740481C1C}">
+                          <a14:useLocalDpi xmlns:a14="http://schemas.microsoft.com/office/drawing/2010/main" val="0"/>
+                        </a:ext>
+                      </a:extLst>
+                    </a:blip>
+                    <a:stretch>
+                      <a:fillRect/>
+                    </a:stretch>
+                  </pic:blipFill>
+                  <pic:spPr>
+                    <a:xfrm>
+                      <a:off x="0" y="0"/>
+                      <a:ext cx="5421112" cy="2879966"/>
+                    </a:xfrm>
+                    <a:prstGeom prst="rect">
+                      <a:avLst/>
+                    </a:prstGeom>
+                  </pic:spPr>
+                </pic:pic>
+              </a:graphicData>
+            </a:graphic>
+          </wp:inline>
+        </w:drawing>
+      </w:r>
+    </w:p>
+    <w:p>
+      <w:pPr>
+        <w:ind w:right="-46"/>
+        <w:jc w:val="center"/>
+        <w:rPr>
+          <w:lang w:val="en-US"/>
+        </w:rPr>
+      </w:pPr>
+    </w:p>
+    <w:p>
+      <w:pPr>
+        <w:ind w:right="-46"/>
+        <w:jc w:val="center"/>
+        <w:rPr>
+          <w:lang w:val="en-US"/>
+        </w:rPr>
+      </w:pPr>
     </w:p>
     <w:sectPr>
       <w:pgSz w:w="11906" w:h="16838"/>
